--- a/public/templates/protokol_fve_sablona.docx
+++ b/public/templates/protokol_fve_sablona.docx
@@ -2,16 +2,6 @@
 <file path=word/document.xml><?xml version="1.0" encoding="utf-8"?>
 <w:document xmlns:wpc="http://schemas.microsoft.com/office/word/2010/wordprocessingCanvas" xmlns:cx="http://schemas.microsoft.com/office/drawing/2014/chartex" xmlns:cx1="http://schemas.microsoft.com/office/drawing/2015/9/8/chartex" xmlns:cx2="http://schemas.microsoft.com/office/drawing/2015/10/21/chartex" xmlns:cx3="http://schemas.microsoft.com/office/drawing/2016/5/9/chartex" xmlns:cx4="http://schemas.microsoft.com/office/drawing/2016/5/10/chartex" xmlns:cx5="http://schemas.microsoft.com/office/drawing/2016/5/11/chartex" xmlns:cx6="http://schemas.microsoft.com/office/drawing/2016/5/12/chartex" xmlns:cx7="http://schemas.microsoft.com/office/drawing/2016/5/13/chartex" xmlns:cx8="http://schemas.microsoft.com/office/drawing/2016/5/14/chartex" xmlns:mc="http://schemas.openxmlformats.org/markup-compatibility/2006" xmlns:aink="http://schemas.microsoft.com/office/drawing/2016/ink" xmlns:am3d="http://schemas.microsoft.com/office/drawing/2017/model3d" xmlns:o="urn:schemas-microsoft-com:office:office" xmlns:oel="http://schemas.microsoft.com/office/2019/extlst" xmlns:r="http://schemas.openxmlformats.org/officeDocument/2006/relationships" xmlns:m="http://schemas.openxmlformats.org/officeDocument/2006/math" xmlns:v="urn:schemas-microsoft-com:vml" xmlns:wp14="http://schemas.microsoft.com/office/word/2010/wordprocessingDrawing" xmlns:wp="http://schemas.openxmlformats.org/drawingml/2006/wordprocessingDrawing" xmlns:w10="urn:schemas-microsoft-com:office:word" xmlns:w="http://schemas.openxmlformats.org/wordprocessingml/2006/main" xmlns:w14="http://schemas.microsoft.com/office/word/2010/wordml" xmlns:w15="http://schemas.microsoft.com/office/word/2012/wordml" xmlns:w16cex="http://schemas.microsoft.com/office/word/2018/wordml/cex" xmlns:w16cid="http://schemas.microsoft.com/office/word/2016/wordml/cid" xmlns:w16="http://schemas.microsoft.com/office/word/2018/wordml" xmlns:w16du="http://schemas.microsoft.com/office/word/2023/wordml/word16du" xmlns:w16sdtdh="http://schemas.microsoft.com/office/word/2020/wordml/sdtdatahash" xmlns:w16sdtfl="http://schemas.microsoft.com/office/word/2024/wordml/sdtformatlock" xmlns:w16se="http://schemas.microsoft.com/office/word/2015/wordml/symex" xmlns:wpg="http://schemas.microsoft.com/office/word/2010/wordprocessingGroup" xmlns:wpi="http://schemas.microsoft.com/office/word/2010/wordprocessingInk" xmlns:wne="http://schemas.microsoft.com/office/word/2006/wordml" xmlns:wps="http://schemas.microsoft.com/office/word/2010/wordprocessingShape" mc:Ignorable="w14 w15 w16se w16cid w16 w16cex w16sdtdh w16sdtfl w16du wp14">
   <w:body>
-    <w:p>
-      <w:pPr>
-        <w:pStyle w:val="Nzev"/>
-      </w:pPr>
-    </w:p>
-    <w:p>
-      <w:pPr>
-        <w:pStyle w:val="Nzev"/>
-      </w:pPr>
-    </w:p>
     <w:p>
       <w:pPr>
         <w:pStyle w:val="Nzev"/>
@@ -470,7 +460,7 @@
     <w:p>
       <w:pPr>
         <w:widowControl w:val="0"/>
-        <w:spacing w:after="0" w:line="240" w:lineRule="auto"/>
+        <w:spacing w:after="0" w:line="204" w:lineRule="auto"/>
         <w:ind w:right="6"/>
         <w:rPr>
           <w:rFonts w:eastAsia="Verdana" w:cstheme="minorHAnsi"/>
@@ -488,7 +478,7 @@
     <w:p>
       <w:pPr>
         <w:pStyle w:val="Nadpis2"/>
-        <w:spacing w:before="120"/>
+        <w:spacing w:before="102"/>
       </w:pPr>
       <w:r>
         <w:t>Prohlášení předávajícího:</w:t>
@@ -868,7 +858,7 @@
     <w:p>
       <w:pPr>
         <w:pStyle w:val="Nadpis2"/>
-        <w:spacing w:before="120"/>
+        <w:spacing w:before="102"/>
       </w:pPr>
       <w:r>
         <w:t>Prohlášení pře</w:t>
@@ -950,34 +940,6 @@
         </w:rPr>
         <w:t xml:space="preserve"> Přejímající dále prohlašuje, že byl seznámen s funkcí solární elektrárny a proškolen na obsluhu díla zejména – zapnutí / vypnutí.</w:t>
       </w:r>
-    </w:p>
-    <w:p>
-      <w:pPr>
-        <w:pStyle w:val="Bezmezer1"/>
-        <w:ind w:left="360"/>
-        <w:rPr>
-          <w:sz w:val="20"/>
-          <w:szCs w:val="20"/>
-        </w:rPr>
-      </w:pPr>
-    </w:p>
-    <w:p>
-      <w:pPr>
-        <w:pStyle w:val="Bezmezer1"/>
-        <w:ind w:left="360"/>
-        <w:rPr>
-          <w:sz w:val="20"/>
-          <w:szCs w:val="20"/>
-        </w:rPr>
-      </w:pPr>
-    </w:p>
-    <w:p>
-      <w:pPr>
-        <w:pStyle w:val="Odstavecseseznamem"/>
-        <w:rPr>
-          <w:szCs w:val="20"/>
-        </w:rPr>
-      </w:pPr>
     </w:p>
     <w:p>
       <w:pPr>
@@ -1147,7 +1109,7 @@
           <w:p>
             <w:pPr>
               <w:widowControl w:val="0"/>
-              <w:spacing w:after="0" w:line="240" w:lineRule="auto"/>
+              <w:spacing w:after="0" w:line="204" w:lineRule="auto"/>
               <w:rPr>
                 <w:rFonts w:ascii="Verdana" w:eastAsia="Verdana" w:hAnsi="Verdana" w:cs="Verdana"/>
                 <w:sz w:val="22"/>
@@ -1179,7 +1141,7 @@
           <w:p>
             <w:pPr>
               <w:widowControl w:val="0"/>
-              <w:spacing w:after="0" w:line="240" w:lineRule="auto"/>
+              <w:spacing w:after="0" w:line="204" w:lineRule="auto"/>
               <w:rPr>
                 <w:rFonts w:ascii="Verdana" w:eastAsia="Verdana" w:hAnsi="Verdana" w:cs="Verdana"/>
                 <w:szCs w:val="20"/>
@@ -1195,7 +1157,7 @@
     <w:p>
       <w:pPr>
         <w:pStyle w:val="Nadpis3"/>
-        <w:spacing w:before="120"/>
+        <w:spacing w:before="102"/>
       </w:pPr>
       <w:r>
         <w:t xml:space="preserve">Nebránících řádnému </w:t>
@@ -1248,7 +1210,7 @@
           <w:p>
             <w:pPr>
               <w:widowControl w:val="0"/>
-              <w:spacing w:after="0" w:line="240" w:lineRule="auto"/>
+              <w:spacing w:after="0" w:line="204" w:lineRule="auto"/>
               <w:rPr>
                 <w:rFonts w:ascii="Verdana" w:eastAsia="Verdana" w:hAnsi="Verdana" w:cs="Verdana"/>
                 <w:sz w:val="22"/>
@@ -1280,7 +1242,7 @@
           <w:p>
             <w:pPr>
               <w:widowControl w:val="0"/>
-              <w:spacing w:after="0" w:line="240" w:lineRule="auto"/>
+              <w:spacing w:after="0" w:line="204" w:lineRule="auto"/>
               <w:rPr>
                 <w:rFonts w:ascii="Verdana" w:eastAsia="Verdana" w:hAnsi="Verdana" w:cs="Verdana"/>
                 <w:szCs w:val="20"/>
@@ -1295,7 +1257,7 @@
     </w:tbl>
     <w:p>
       <w:pPr>
-        <w:spacing w:before="240"/>
+        <w:spacing w:before="204"/>
       </w:pPr>
       <w:r>
         <w:t>Tento předávací protokol byl sepsán ve 2 vyhotoveních, s platností originálu, jeden stejnopis obdrží předávající a jeden stejnopis</w:t>
@@ -1307,7 +1269,7 @@
     <w:p>
       <w:pPr>
         <w:widowControl w:val="0"/>
-        <w:spacing w:before="240" w:after="240" w:line="240" w:lineRule="auto"/>
+        <w:spacing w:before="204" w:after="204" w:line="204" w:lineRule="auto"/>
         <w:rPr>
           <w:rFonts w:ascii="Verdana" w:eastAsia="Verdana" w:hAnsi="Verdana" w:cs="Verdana"/>
           <w:b/>
@@ -1513,7 +1475,7 @@
     <w:p>
       <w:pPr>
         <w:widowControl w:val="0"/>
-        <w:spacing w:before="240" w:after="240" w:line="240" w:lineRule="auto"/>
+        <w:spacing w:before="204" w:after="204" w:line="204" w:lineRule="auto"/>
       </w:pPr>
       <w:r>
         <w:rPr>
@@ -1545,7 +1507,7 @@
       <w:footerReference w:type="default" r:id="rId13"/>
       <w:headerReference w:type="first" r:id="rId14"/>
       <w:pgSz w:w="11906" w:h="16838" w:code="9"/>
-      <w:pgMar w:top="720" w:right="720" w:bottom="720" w:left="720" w:header="567" w:footer="340" w:gutter="0"/>
+      <w:pgMar w:top="1701" w:right="720" w:bottom="1701" w:left="720" w:header="567" w:footer="340" w:gutter="0"/>
       <w:cols w:space="708"/>
       <w:docGrid w:linePitch="360"/>
     </w:sectPr>
@@ -4110,7 +4072,7 @@
     </w:rPrDefault>
     <w:pPrDefault>
       <w:pPr>
-        <w:spacing w:after="160" w:line="259" w:lineRule="auto"/>
+        <w:spacing w:after="136" w:line="220" w:lineRule="auto"/>
       </w:pPr>
     </w:pPrDefault>
   </w:docDefaults>
@@ -4497,7 +4459,7 @@
     <w:qFormat/>
     <w:rsid w:val="00432AAC"/>
     <w:pPr>
-      <w:spacing w:after="120" w:line="240" w:lineRule="atLeast"/>
+      <w:spacing w:after="102" w:line="204" w:lineRule="auto"/>
     </w:pPr>
     <w:rPr>
       <w:sz w:val="20"/>
@@ -4514,7 +4476,7 @@
     <w:pPr>
       <w:keepNext/>
       <w:keepLines/>
-      <w:spacing w:before="360"/>
+      <w:spacing w:before="306"/>
       <w:outlineLvl w:val="0"/>
     </w:pPr>
     <w:rPr>
@@ -4536,7 +4498,7 @@
     <w:pPr>
       <w:keepNext/>
       <w:keepLines/>
-      <w:spacing w:before="360"/>
+      <w:spacing w:before="306"/>
       <w:outlineLvl w:val="1"/>
     </w:pPr>
     <w:rPr>
@@ -4558,7 +4520,7 @@
     <w:pPr>
       <w:keepNext/>
       <w:keepLines/>
-      <w:spacing w:before="360"/>
+      <w:spacing w:before="306"/>
       <w:outlineLvl w:val="2"/>
     </w:pPr>
     <w:rPr>
@@ -4580,7 +4542,7 @@
     <w:pPr>
       <w:keepNext/>
       <w:keepLines/>
-      <w:spacing w:before="240" w:after="0"/>
+      <w:spacing w:before="204" w:after="0"/>
       <w:outlineLvl w:val="3"/>
     </w:pPr>
     <w:rPr>
@@ -4622,7 +4584,7 @@
     <w:qFormat/>
     <w:rsid w:val="00532187"/>
     <w:pPr>
-      <w:spacing w:after="0" w:line="240" w:lineRule="atLeast"/>
+      <w:spacing w:after="0" w:line="204" w:lineRule="auto"/>
     </w:pPr>
     <w:rPr>
       <w:sz w:val="20"/>
@@ -4663,7 +4625,7 @@
     <w:qFormat/>
     <w:rsid w:val="00865435"/>
     <w:pPr>
-      <w:spacing w:after="0" w:line="240" w:lineRule="auto"/>
+      <w:spacing w:after="0" w:line="204" w:lineRule="auto"/>
       <w:contextualSpacing/>
       <w:jc w:val="center"/>
     </w:pPr>
@@ -4703,7 +4665,7 @@
       <w:numPr>
         <w:ilvl w:val="1"/>
       </w:numPr>
-      <w:spacing w:after="240"/>
+      <w:spacing w:after="204"/>
       <w:jc w:val="center"/>
     </w:pPr>
     <w:rPr>
@@ -4750,7 +4712,7 @@
         <w:tab w:val="center" w:pos="4536"/>
         <w:tab w:val="right" w:pos="9072"/>
       </w:tabs>
-      <w:spacing w:after="0" w:line="192" w:lineRule="atLeast"/>
+      <w:spacing w:after="0" w:line="163" w:lineRule="auto"/>
     </w:pPr>
     <w:rPr>
       <w:sz w:val="16"/>
@@ -4778,7 +4740,7 @@
         <w:tab w:val="center" w:pos="4536"/>
         <w:tab w:val="right" w:pos="9072"/>
       </w:tabs>
-      <w:spacing w:after="0" w:line="240" w:lineRule="auto"/>
+      <w:spacing w:after="0" w:line="204" w:lineRule="auto"/>
     </w:pPr>
     <w:rPr>
       <w:color w:val="FFFFFF" w:themeColor="background1"/>
@@ -4833,7 +4795,7 @@
     <w:unhideWhenUsed/>
     <w:rsid w:val="001F6F0D"/>
     <w:pPr>
-      <w:spacing w:before="240" w:after="240"/>
+      <w:spacing w:before="204" w:after="204"/>
       <w:jc w:val="right"/>
     </w:pPr>
   </w:style>
@@ -4973,7 +4935,7 @@
     <w:unhideWhenUsed/>
     <w:rsid w:val="005E29CC"/>
     <w:pPr>
-      <w:spacing w:after="100"/>
+      <w:spacing w:after="85"/>
     </w:pPr>
   </w:style>
   <w:style w:type="paragraph" w:styleId="Obsah2">
@@ -4985,7 +4947,7 @@
     <w:unhideWhenUsed/>
     <w:rsid w:val="005E29CC"/>
     <w:pPr>
-      <w:spacing w:after="100"/>
+      <w:spacing w:after="85"/>
       <w:ind w:left="200"/>
     </w:pPr>
   </w:style>
@@ -4998,7 +4960,7 @@
     <w:unhideWhenUsed/>
     <w:rsid w:val="005E29CC"/>
     <w:pPr>
-      <w:spacing w:after="100"/>
+      <w:spacing w:after="85"/>
       <w:ind w:left="400"/>
     </w:pPr>
   </w:style>
@@ -5011,7 +4973,7 @@
     <w:unhideWhenUsed/>
     <w:rsid w:val="005E29CC"/>
     <w:pPr>
-      <w:spacing w:after="100"/>
+      <w:spacing w:after="85"/>
       <w:ind w:left="600"/>
     </w:pPr>
   </w:style>
@@ -5024,7 +4986,7 @@
     <w:unhideWhenUsed/>
     <w:rsid w:val="005E29CC"/>
     <w:pPr>
-      <w:spacing w:after="100"/>
+      <w:spacing w:after="85"/>
       <w:ind w:left="800"/>
     </w:pPr>
   </w:style>
@@ -5037,7 +4999,7 @@
     <w:unhideWhenUsed/>
     <w:rsid w:val="005E29CC"/>
     <w:pPr>
-      <w:spacing w:after="100"/>
+      <w:spacing w:after="85"/>
       <w:ind w:left="1000"/>
     </w:pPr>
   </w:style>
@@ -5050,7 +5012,7 @@
     <w:unhideWhenUsed/>
     <w:rsid w:val="005E29CC"/>
     <w:pPr>
-      <w:spacing w:after="100"/>
+      <w:spacing w:after="85"/>
       <w:ind w:left="1200"/>
     </w:pPr>
   </w:style>
@@ -5063,7 +5025,7 @@
     <w:unhideWhenUsed/>
     <w:rsid w:val="005E29CC"/>
     <w:pPr>
-      <w:spacing w:after="100"/>
+      <w:spacing w:after="85"/>
       <w:ind w:left="1400"/>
     </w:pPr>
   </w:style>
@@ -5076,7 +5038,7 @@
     <w:unhideWhenUsed/>
     <w:rsid w:val="005E29CC"/>
     <w:pPr>
-      <w:spacing w:after="100"/>
+      <w:spacing w:after="85"/>
       <w:ind w:left="1600"/>
     </w:pPr>
   </w:style>
@@ -5144,7 +5106,7 @@
     <w:uiPriority w:val="39"/>
     <w:rsid w:val="002433BD"/>
     <w:pPr>
-      <w:spacing w:after="0" w:line="240" w:lineRule="auto"/>
+      <w:spacing w:after="0" w:line="204" w:lineRule="auto"/>
     </w:pPr>
     <w:tblPr>
       <w:tblBorders>
@@ -5181,7 +5143,7 @@
       <w:numPr>
         <w:numId w:val="14"/>
       </w:numPr>
-      <w:spacing w:before="360"/>
+      <w:spacing w:before="306"/>
       <w:jc w:val="center"/>
     </w:pPr>
     <w:rPr>
@@ -5325,7 +5287,7 @@
     <w:unhideWhenUsed/>
     <w:rsid w:val="008636BB"/>
     <w:pPr>
-      <w:spacing w:line="240" w:lineRule="auto"/>
+      <w:spacing w:line="204" w:lineRule="auto"/>
     </w:pPr>
     <w:rPr>
       <w:szCs w:val="20"/>
@@ -5394,7 +5356,7 @@
       <w:widowControl w:val="0"/>
       <w:autoSpaceDE w:val="0"/>
       <w:autoSpaceDN w:val="0"/>
-      <w:spacing w:after="0" w:line="240" w:lineRule="auto"/>
+      <w:spacing w:after="0" w:line="204" w:lineRule="auto"/>
     </w:pPr>
     <w:rPr>
       <w:rFonts w:ascii="Arial" w:eastAsia="Arial" w:hAnsi="Arial" w:cs="Arial"/>
@@ -5416,7 +5378,7 @@
     <w:basedOn w:val="Normln"/>
     <w:rsid w:val="00D5579D"/>
     <w:pPr>
-      <w:spacing w:before="100" w:beforeAutospacing="1" w:after="100" w:afterAutospacing="1" w:line="240" w:lineRule="auto"/>
+      <w:spacing w:before="85" w:beforeAutospacing="1" w:after="85" w:afterAutospacing="1" w:line="204" w:lineRule="auto"/>
     </w:pPr>
     <w:rPr>
       <w:rFonts w:ascii="Tahoma" w:eastAsia="Times New Roman" w:hAnsi="Tahoma" w:cs="Times New Roman"/>

--- a/public/templates/protokol_fve_sablona.docx
+++ b/public/templates/protokol_fve_sablona.docx
@@ -1507,7 +1507,7 @@
       <w:footerReference w:type="default" r:id="rId13"/>
       <w:headerReference w:type="first" r:id="rId14"/>
       <w:pgSz w:w="11906" w:h="16838" w:code="9"/>
-      <w:pgMar w:top="1701" w:right="720" w:bottom="1701" w:left="720" w:header="567" w:footer="340" w:gutter="0"/>
+      <w:pgMar w:top="2268" w:right="720" w:bottom="1701" w:left="720" w:header="567" w:footer="340" w:gutter="0"/>
       <w:cols w:space="708"/>
       <w:docGrid w:linePitch="360"/>
     </w:sectPr>

--- a/public/templates/protokol_fve_sablona.docx
+++ b/public/templates/protokol_fve_sablona.docx
@@ -978,7 +978,7 @@
           <w:sz w:val="20"/>
           <w:szCs w:val="20"/>
         </w:rPr>
-        <w:t xml:space="preserve">Přejímající prohlašuje, že byl řádně seznámen s povinností mít solární elektrárnu vypnutou až do doby, než mu technik distributora elektrické energie (PRE, ČEZ, EON) vymění elektroměr a vystaví protokol o připojení k distribuční soustavě. Tento protokol se zavazuje přejímající bezodkladně zaslat na e-mailovou adresu: lucie.radkeova@sefy-cr.cz.  </w:t>
+        <w:t xml:space="preserve">Přejímající prohlašuje, že byl řádně seznámen s povinností mít solární elektrárnu vypnutou až do doby, než mu technik distributora elektrické energie (PRE, ČEZ, EON) vymění elektroměr a vystaví protokol o připojení k distribuční soustavě. Tento protokol se zavazuje přejímající bezodkladně zaslat na e-mailovou adresu: info@jurenkaelektro.cz.  </w:t>
       </w:r>
     </w:p>
     <w:p>
@@ -1282,7 +1282,7 @@
           <w:b/>
           <w:szCs w:val="20"/>
         </w:rPr>
-        <w:t>SOLÁRNÍ</w:t>
+        <w:t xml:space="preserve">{elektrarna} JE</w:t>
       </w:r>
       <w:r>
         <w:rPr>
@@ -1290,7 +1290,7 @@
           <w:b/>
           <w:szCs w:val="20"/>
         </w:rPr>
-        <w:t xml:space="preserve"> ELEKTRÁRNA NA</w:t>
+        <w:t xml:space="preserve"/>
       </w:r>
       <w:r>
         <w:rPr>
@@ -1298,7 +1298,7 @@
           <w:b/>
           <w:szCs w:val="20"/>
         </w:rPr>
-        <w:t xml:space="preserve"> OHŘEV VODY</w:t>
+        <w:t xml:space="preserve"/>
       </w:r>
       <w:r>
         <w:rPr>
@@ -1306,7 +1306,7 @@
           <w:b/>
           <w:szCs w:val="20"/>
         </w:rPr>
-        <w:t xml:space="preserve"> JE PŘEDÁN</w:t>
+        <w:t xml:space="preserve"> PŘEDÁN</w:t>
       </w:r>
       <w:r>
         <w:rPr>
@@ -1338,7 +1338,7 @@
           <w:b/>
           <w:szCs w:val="20"/>
         </w:rPr>
-        <w:t xml:space="preserve">/ PŘEVZETÍ </w:t>
+        <w:t xml:space="preserve">/ PŘEVZETÍ {elektrarny} BYLO</w:t>
       </w:r>
       <w:r>
         <w:rPr>
@@ -1346,7 +1346,7 @@
           <w:b/>
           <w:szCs w:val="20"/>
         </w:rPr>
-        <w:t>SOLÁRNÍ ELEKTRÁRN</w:t>
+        <w:t xml:space="preserve"/>
       </w:r>
       <w:r>
         <w:rPr>
@@ -1354,7 +1354,7 @@
           <w:b/>
           <w:szCs w:val="20"/>
         </w:rPr>
-        <w:t>Y</w:t>
+        <w:t xml:space="preserve"/>
       </w:r>
       <w:r>
         <w:rPr>
@@ -1362,7 +1362,7 @@
           <w:b/>
           <w:szCs w:val="20"/>
         </w:rPr>
-        <w:t xml:space="preserve"> NA OHŘEV VODY </w:t>
+        <w:t xml:space="preserve"/>
       </w:r>
       <w:r>
         <w:rPr>
@@ -1370,7 +1370,7 @@
           <w:b/>
           <w:szCs w:val="20"/>
         </w:rPr>
-        <w:t>BYLO ODMÍTNUTO *</w:t>
+        <w:t xml:space="preserve"> ODMÍTNUTO *</w:t>
       </w:r>
     </w:p>
     <w:p>
@@ -5393,7 +5393,7 @@
 <file path=word/theme/theme1.xml><?xml version="1.0" encoding="utf-8"?>
 <a:theme xmlns:a="http://schemas.openxmlformats.org/drawingml/2006/main" name="Motiv Office">
   <a:themeElements>
-    <a:clrScheme name="SEFY">
+    <a:clrScheme name="Jurenka">
       <a:dk1>
         <a:sysClr val="windowText" lastClr="000000"/>
       </a:dk1>

--- a/public/templates/protokol_fve_sablona.docx
+++ b/public/templates/protokol_fve_sablona.docx
@@ -419,7 +419,7 @@
           <w:b w:val="0"/>
           <w:bCs w:val="0"/>
         </w:rPr>
-        <w:t>Dodá</w:t>
+        <w:t>{predmetPredani}</w:t>
       </w:r>
       <w:r>
         <w:rPr>
@@ -427,7 +427,7 @@
           <w:b w:val="0"/>
           <w:bCs w:val="0"/>
         </w:rPr>
-        <w:t xml:space="preserve">vka a montáž </w:t>
+        <w:t/>
       </w:r>
       <w:r>
         <w:rPr>
@@ -435,7 +435,7 @@
           <w:b w:val="0"/>
           <w:bCs w:val="0"/>
         </w:rPr>
-        <w:t>solární elektrárny</w:t>
+        <w:t/>
       </w:r>
     </w:p>
     <w:p>
@@ -482,6 +482,22 @@
       </w:pPr>
       <w:r>
         <w:t>Prohlášení předávajícího:</w:t>
+      </w:r>
+    </w:p>
+    <w:p>
+      <w:pPr>
+        <w:pStyle w:val="Bezmezer1"/>
+        <w:rPr>
+          <w:sz w:val="20"/>
+          <w:szCs w:val="20"/>
+        </w:rPr>
+      </w:pPr>
+      <w:r>
+        <w:rPr>
+          <w:sz w:val="20"/>
+          <w:szCs w:val="20"/>
+        </w:rPr>
+        <w:t xml:space="preserve">{#prohlaseni}</w:t>
       </w:r>
     </w:p>
     <w:p>
@@ -501,7 +517,7 @@
           <w:sz w:val="20"/>
           <w:szCs w:val="20"/>
         </w:rPr>
-        <w:t xml:space="preserve">Předávající prohlašuje, že instalace solárních panelů a pokrývačské práce </w:t>
+        <w:t xml:space="preserve">{#casti}{#b}</w:t>
       </w:r>
       <w:r>
         <w:rPr>
@@ -510,364 +526,68 @@
           <w:sz w:val="20"/>
           <w:szCs w:val="20"/>
         </w:rPr>
-        <w:t>JSOU</w:t>
+        <w:t xml:space="preserve">{t}</w:t>
       </w:r>
       <w:r>
         <w:rPr>
           <w:sz w:val="20"/>
           <w:szCs w:val="20"/>
         </w:rPr>
-        <w:t xml:space="preserve"> / </w:t>
-      </w:r>
-      <w:r>
-        <w:rPr>
-          <w:b/>
-          <w:bCs/>
-          <w:sz w:val="20"/>
-          <w:szCs w:val="20"/>
-        </w:rPr>
-        <w:t>NEJSOU *</w:t>
+        <w:t xml:space="preserve">{/b}{^b}</w:t>
       </w:r>
       <w:r>
         <w:rPr>
           <w:sz w:val="20"/>
           <w:szCs w:val="20"/>
         </w:rPr>
-        <w:t xml:space="preserve"> kompletní a bez zjevných závad.</w:t>
-      </w:r>
-    </w:p>
-    <w:p>
-      <w:pPr>
-        <w:pStyle w:val="Bezmezer1"/>
-        <w:numPr>
-          <w:ilvl w:val="0"/>
-          <w:numId w:val="21"/>
-        </w:numPr>
+        <w:t xml:space="preserve">{t}</w:t>
+      </w:r>
+      <w:r>
         <w:rPr>
           <w:sz w:val="20"/>
           <w:szCs w:val="20"/>
         </w:rPr>
-      </w:pPr>
-      <w:r>
+        <w:t xml:space="preserve">{/b}{/casti}</w:t>
+      </w:r>
+    </w:p>
+    <w:p>
+      <w:pPr>
+        <w:pStyle w:val="Bezmezer1"/>
         <w:rPr>
           <w:sz w:val="20"/>
           <w:szCs w:val="20"/>
         </w:rPr>
-        <w:t>Zálohované okruhy, které byly známy v době instalace, jsou odzkoušeny a schopny provozu.</w:t>
-      </w:r>
-    </w:p>
-    <w:p>
-      <w:pPr>
-        <w:pStyle w:val="Bezmezer1"/>
-        <w:numPr>
-          <w:ilvl w:val="0"/>
-          <w:numId w:val="21"/>
-        </w:numPr>
+      </w:pPr>
+      <w:r>
         <w:rPr>
           <w:sz w:val="20"/>
           <w:szCs w:val="20"/>
         </w:rPr>
-      </w:pPr>
-      <w:r>
-        <w:rPr>
-          <w:sz w:val="20"/>
-          <w:szCs w:val="20"/>
-        </w:rPr>
-        <w:t xml:space="preserve">Předávající prohlašuje, že solární elektrárna </w:t>
-      </w:r>
-      <w:r>
-        <w:rPr>
-          <w:b/>
-          <w:bCs/>
-          <w:sz w:val="20"/>
-          <w:szCs w:val="20"/>
-        </w:rPr>
-        <w:t>JE / NENÍ *</w:t>
-      </w:r>
-      <w:r>
-        <w:rPr>
-          <w:sz w:val="20"/>
-          <w:szCs w:val="20"/>
-        </w:rPr>
-        <w:t xml:space="preserve"> připojena k lokální datové síti zákazníka pomocí </w:t>
-      </w:r>
-      <w:proofErr w:type="spellStart"/>
-      <w:r>
-        <w:rPr>
-          <w:b/>
-          <w:bCs/>
-          <w:sz w:val="20"/>
-          <w:szCs w:val="20"/>
-        </w:rPr>
-        <w:t>WiFi</w:t>
-      </w:r>
-      <w:proofErr w:type="spellEnd"/>
-      <w:r>
-        <w:rPr>
-          <w:b/>
-          <w:bCs/>
-          <w:sz w:val="20"/>
-          <w:szCs w:val="20"/>
-        </w:rPr>
-        <w:t xml:space="preserve"> / UTP *</w:t>
-      </w:r>
-      <w:r>
-        <w:rPr>
-          <w:sz w:val="20"/>
-          <w:szCs w:val="20"/>
-        </w:rPr>
-        <w:t>.</w:t>
+        <w:t xml:space="preserve">{/prohlaseni}</w:t>
       </w:r>
     </w:p>
     <w:p>
       <w:pPr>
-        <w:pStyle w:val="Bezmezer1"/>
-        <w:numPr>
-          <w:ilvl w:val="0"/>
-          <w:numId w:val="21"/>
-        </w:numPr>
-        <w:rPr>
-          <w:sz w:val="20"/>
-          <w:szCs w:val="20"/>
-        </w:rPr>
-      </w:pPr>
-      <w:r>
-        <w:rPr>
-          <w:sz w:val="20"/>
-          <w:szCs w:val="20"/>
-        </w:rPr>
-        <w:t xml:space="preserve">Předávající prohlašuje, že solární elektrárna </w:t>
-      </w:r>
-      <w:r>
-        <w:rPr>
-          <w:b/>
-          <w:bCs/>
-          <w:sz w:val="20"/>
-          <w:szCs w:val="20"/>
-        </w:rPr>
-        <w:t>JE / NENÍ *</w:t>
-      </w:r>
-      <w:r>
-        <w:rPr>
-          <w:sz w:val="20"/>
-          <w:szCs w:val="20"/>
-        </w:rPr>
-        <w:t xml:space="preserve"> řádně nainstalována, odzkoušena, dokončena a schopna provozu.</w:t>
+        <w:pStyle w:val="Nadpis2"/>
+        <w:spacing w:before="102"/>
+      </w:pPr>
+      <w:r>
+        <w:t>Prohlášení pře</w:t>
+      </w:r>
+      <w:r>
+        <w:t>jímajícího</w:t>
+      </w:r>
+      <w:r>
+        <w:t>:</w:t>
       </w:r>
     </w:p>
     <w:p>
       <w:pPr>
-        <w:pStyle w:val="Bezmezer1"/>
-        <w:numPr>
-          <w:ilvl w:val="0"/>
-          <w:numId w:val="21"/>
-        </w:numPr>
-        <w:rPr>
-          <w:sz w:val="20"/>
-          <w:szCs w:val="20"/>
-        </w:rPr>
-      </w:pPr>
-      <w:r>
-        <w:rPr>
-          <w:sz w:val="20"/>
-          <w:szCs w:val="20"/>
-        </w:rPr>
-        <w:t xml:space="preserve">V systému fotovoltaické elektrárny </w:t>
-      </w:r>
-      <w:r>
-        <w:rPr>
-          <w:b/>
-          <w:bCs/>
-          <w:sz w:val="20"/>
-          <w:szCs w:val="20"/>
-        </w:rPr>
-        <w:t>JE / NENÍ</w:t>
-      </w:r>
-      <w:r>
-        <w:rPr>
-          <w:sz w:val="20"/>
-          <w:szCs w:val="20"/>
-        </w:rPr>
-        <w:t xml:space="preserve"> </w:t>
-      </w:r>
-      <w:r>
-        <w:rPr>
-          <w:b/>
-          <w:bCs/>
-          <w:sz w:val="20"/>
-          <w:szCs w:val="20"/>
-        </w:rPr>
-        <w:t>*</w:t>
-      </w:r>
-      <w:r>
-        <w:rPr>
-          <w:sz w:val="20"/>
-          <w:szCs w:val="20"/>
-        </w:rPr>
-        <w:t xml:space="preserve"> použita jednotka </w:t>
-      </w:r>
-      <w:proofErr w:type="spellStart"/>
-      <w:r>
-        <w:rPr>
-          <w:sz w:val="20"/>
-          <w:szCs w:val="20"/>
-        </w:rPr>
-        <w:t>AZrouter</w:t>
-      </w:r>
-      <w:proofErr w:type="spellEnd"/>
-      <w:r>
-        <w:rPr>
-          <w:sz w:val="20"/>
-          <w:szCs w:val="20"/>
-        </w:rPr>
-        <w:t xml:space="preserve">. V případě použití </w:t>
-      </w:r>
-      <w:proofErr w:type="spellStart"/>
-      <w:r>
-        <w:rPr>
-          <w:sz w:val="20"/>
-          <w:szCs w:val="20"/>
-        </w:rPr>
-        <w:t>AZrouter</w:t>
-      </w:r>
-      <w:proofErr w:type="spellEnd"/>
-      <w:r>
-        <w:rPr>
-          <w:sz w:val="20"/>
-          <w:szCs w:val="20"/>
-        </w:rPr>
-        <w:t xml:space="preserve"> jednotky: </w:t>
-      </w:r>
-      <w:r>
-        <w:rPr>
-          <w:b/>
-          <w:bCs/>
-          <w:sz w:val="20"/>
-          <w:szCs w:val="20"/>
-        </w:rPr>
-        <w:t>JE</w:t>
-      </w:r>
-      <w:r>
-        <w:rPr>
-          <w:sz w:val="20"/>
-          <w:szCs w:val="20"/>
-        </w:rPr>
-        <w:t xml:space="preserve"> zapojena v měření FVE a chová se jako běžný spotřebič, může využívat energii z baterií / </w:t>
-      </w:r>
-      <w:r>
-        <w:rPr>
-          <w:b/>
-          <w:bCs/>
-          <w:sz w:val="20"/>
-          <w:szCs w:val="20"/>
-        </w:rPr>
-        <w:t>NENÍ</w:t>
-      </w:r>
-      <w:r>
-        <w:rPr>
-          <w:sz w:val="20"/>
-          <w:szCs w:val="20"/>
-        </w:rPr>
-        <w:t xml:space="preserve"> zapojena v měření a nemůže využívat energii z baterií.</w:t>
-      </w:r>
-    </w:p>
-    <w:p>
-      <w:pPr>
-        <w:pStyle w:val="Bezmezer1"/>
-        <w:numPr>
-          <w:ilvl w:val="0"/>
-          <w:numId w:val="21"/>
-        </w:numPr>
-        <w:rPr>
-          <w:sz w:val="20"/>
-          <w:szCs w:val="20"/>
-        </w:rPr>
-      </w:pPr>
-      <w:r>
-        <w:rPr>
-          <w:sz w:val="20"/>
-          <w:szCs w:val="20"/>
-        </w:rPr>
-        <w:t xml:space="preserve">V systému fotovoltaické elektrárny </w:t>
-      </w:r>
-      <w:r>
-        <w:rPr>
-          <w:b/>
-          <w:bCs/>
-          <w:sz w:val="20"/>
-          <w:szCs w:val="20"/>
-        </w:rPr>
-        <w:t>JE / NENÍ</w:t>
-      </w:r>
-      <w:r>
-        <w:rPr>
-          <w:sz w:val="20"/>
-          <w:szCs w:val="20"/>
-        </w:rPr>
-        <w:t xml:space="preserve"> </w:t>
-      </w:r>
-      <w:r>
-        <w:rPr>
-          <w:b/>
-          <w:bCs/>
-          <w:sz w:val="20"/>
-          <w:szCs w:val="20"/>
-        </w:rPr>
-        <w:t>*</w:t>
-      </w:r>
-      <w:r>
-        <w:rPr>
-          <w:sz w:val="20"/>
-          <w:szCs w:val="20"/>
-        </w:rPr>
-        <w:t xml:space="preserve"> nainstalována dobíjecí stanice. V případě použití dobíjecí stanice: </w:t>
-      </w:r>
-      <w:r>
-        <w:rPr>
-          <w:b/>
-          <w:bCs/>
-          <w:sz w:val="20"/>
-          <w:szCs w:val="20"/>
-        </w:rPr>
-        <w:t>JE</w:t>
-      </w:r>
-      <w:r>
-        <w:rPr>
-          <w:sz w:val="20"/>
-          <w:szCs w:val="20"/>
-        </w:rPr>
-        <w:t xml:space="preserve"> zapojena v měření FVE a chová se jako běžný spotřebič, může využívat energii z baterií / </w:t>
-      </w:r>
-      <w:r>
-        <w:rPr>
-          <w:b/>
-          <w:bCs/>
-          <w:sz w:val="20"/>
-          <w:szCs w:val="20"/>
-        </w:rPr>
-        <w:t>NENÍ</w:t>
-      </w:r>
-      <w:r>
-        <w:rPr>
-          <w:sz w:val="20"/>
-          <w:szCs w:val="20"/>
-        </w:rPr>
-        <w:t xml:space="preserve"> zapojena v měření a nemůže využívat energii z baterií.</w:t>
-      </w:r>
-    </w:p>
-    <w:p>
-      <w:pPr>
-        <w:pStyle w:val="Nadpis2"/>
-        <w:spacing w:before="102"/>
-      </w:pPr>
-      <w:r>
-        <w:t>Prohlášení pře</w:t>
-      </w:r>
-      <w:r>
-        <w:t>jímajícího</w:t>
-      </w:r>
-      <w:r>
-        <w:t>:</w:t>
+        <w:pStyle w:val="Bezmezer"/>
+      </w:pPr>
+      <w:r>
+        <w:rPr/>
+        <w:t xml:space="preserve">{#prejimajici}</w:t>
       </w:r>
     </w:p>
     <w:p>
@@ -879,143 +599,36 @@
         </w:numPr>
       </w:pPr>
       <w:r>
-        <w:t>Přejímající prohlašuje, že umístnění a rozložení panelů na střeše proběhlo po domluvě s techniky a odpovídá jeho požadavkům.</w:t>
+        <w:rPr/>
+        <w:t xml:space="preserve">{#casti}{#b}</w:t>
+      </w:r>
+      <w:r>
+        <w:rPr>
+          <w:b/>
+          <w:bCs/>
+        </w:rPr>
+        <w:t xml:space="preserve">{t}</w:t>
+      </w:r>
+      <w:r>
+        <w:rPr/>
+        <w:t xml:space="preserve">{/b}{^b}</w:t>
+      </w:r>
+      <w:r>
+        <w:rPr/>
+        <w:t xml:space="preserve">{t}</w:t>
+      </w:r>
+      <w:r>
+        <w:rPr/>
+        <w:t xml:space="preserve">{/b}{/casti}</w:t>
       </w:r>
     </w:p>
     <w:p>
       <w:pPr>
-        <w:pStyle w:val="Bezmezer1"/>
-        <w:numPr>
-          <w:ilvl w:val="0"/>
-          <w:numId w:val="22"/>
-        </w:numPr>
-        <w:rPr>
-          <w:sz w:val="20"/>
-          <w:szCs w:val="20"/>
-        </w:rPr>
-      </w:pPr>
-      <w:r>
-        <w:rPr>
-          <w:sz w:val="20"/>
-          <w:szCs w:val="20"/>
-        </w:rPr>
-        <w:t>Přejímající prohlašuje, že byl seznámen s funkcí zálohovaných okruhů, při normálním provozu i při výpadku dodávky el. energie, a to zejména s limitem přetížitelnosti jištění, a se zapojením jmenovaných spotřebičů souhlasí bez výhrad.</w:t>
-      </w:r>
-    </w:p>
-    <w:p>
-      <w:pPr>
-        <w:pStyle w:val="Bezmezer1"/>
-        <w:numPr>
-          <w:ilvl w:val="0"/>
-          <w:numId w:val="22"/>
-        </w:numPr>
-        <w:rPr>
-          <w:szCs w:val="20"/>
-        </w:rPr>
-      </w:pPr>
-      <w:r>
-        <w:rPr>
-          <w:sz w:val="20"/>
-          <w:szCs w:val="20"/>
-        </w:rPr>
-        <w:t>Přejímající byl srozuměn s tím, že nepřipojení solární elektrárny k lokální datové síti zákazníka není oprávněným důvodem k reklamaci funkce solární elektrárny.</w:t>
-      </w:r>
-    </w:p>
-    <w:p>
-      <w:pPr>
-        <w:pStyle w:val="Bezmezer1"/>
-        <w:numPr>
-          <w:ilvl w:val="0"/>
-          <w:numId w:val="22"/>
-        </w:numPr>
-        <w:rPr>
-          <w:sz w:val="20"/>
-          <w:szCs w:val="20"/>
-        </w:rPr>
-      </w:pPr>
-      <w:r>
-        <w:rPr>
-          <w:sz w:val="20"/>
-          <w:szCs w:val="20"/>
-        </w:rPr>
-        <w:t xml:space="preserve"> Přejímající dále prohlašuje, že byl seznámen s funkcí solární elektrárny a proškolen na obsluhu díla zejména – zapnutí / vypnutí.</w:t>
-      </w:r>
-    </w:p>
-    <w:p>
-      <w:pPr>
-        <w:pStyle w:val="Bezmezer1"/>
-        <w:numPr>
-          <w:ilvl w:val="0"/>
-          <w:numId w:val="22"/>
-        </w:numPr>
-        <w:rPr>
-          <w:sz w:val="20"/>
-          <w:szCs w:val="20"/>
-        </w:rPr>
-      </w:pPr>
-      <w:r>
-        <w:rPr>
-          <w:sz w:val="20"/>
-          <w:szCs w:val="20"/>
-        </w:rPr>
-        <w:t>Přejímající prohlašuje, že staveniště bylo řádně vyklizeno, odpady a nečistoty byly odstraněny a předáno ve stavu nebránícímu zahájit a dokončit přejímací řízení.</w:t>
-      </w:r>
-    </w:p>
-    <w:p>
-      <w:pPr>
-        <w:pStyle w:val="Bezmezer1"/>
-        <w:numPr>
-          <w:ilvl w:val="0"/>
-          <w:numId w:val="22"/>
-        </w:numPr>
-        <w:rPr>
-          <w:sz w:val="20"/>
-          <w:szCs w:val="20"/>
-        </w:rPr>
-      </w:pPr>
-      <w:r>
-        <w:rPr>
-          <w:sz w:val="20"/>
-          <w:szCs w:val="20"/>
-        </w:rPr>
-        <w:t xml:space="preserve">Přejímající prohlašuje, že byl řádně seznámen s povinností mít solární elektrárnu vypnutou až do doby, než mu technik distributora elektrické energie (PRE, ČEZ, EON) vymění elektroměr a vystaví protokol o připojení k distribuční soustavě. Tento protokol se zavazuje přejímající bezodkladně zaslat na e-mailovou adresu: info@jurenkaelektro.cz.  </w:t>
-      </w:r>
-    </w:p>
-    <w:p>
-      <w:pPr>
-        <w:pStyle w:val="Bezmezer1"/>
-        <w:numPr>
-          <w:ilvl w:val="0"/>
-          <w:numId w:val="22"/>
-        </w:numPr>
-        <w:rPr>
-          <w:sz w:val="20"/>
-          <w:szCs w:val="20"/>
-        </w:rPr>
-      </w:pPr>
-      <w:r>
-        <w:rPr>
-          <w:sz w:val="20"/>
-          <w:szCs w:val="20"/>
-        </w:rPr>
-        <w:t xml:space="preserve">Přejímající také prohlašuje, že byl poučen, že v případě poruchy systému je nutné kontaktovat servisní linku předávajícího na e-mailovou adresu </w:t>
-      </w:r>
-      <w:hyperlink r:id="rId11" w:history="1">
-        <w:r>
-          <w:rPr>
-            <w:rStyle w:val="Hypertextovodkaz"/>
-            <w:sz w:val="20"/>
-            <w:szCs w:val="20"/>
-          </w:rPr>
-          <w:t>info@jurenkaelektro.cz</w:t>
-        </w:r>
-      </w:hyperlink>
-      <w:r>
-        <w:rPr>
-          <w:sz w:val="20"/>
-          <w:szCs w:val="20"/>
-        </w:rPr>
-        <w:t xml:space="preserve">.  </w:t>
+        <w:pStyle w:val="Bezmezer"/>
+      </w:pPr>
+      <w:r>
+        <w:rPr/>
+        <w:t xml:space="preserve">{/prejimajici}</w:t>
       </w:r>
     </w:p>
     <w:p>

--- a/public/templates/protokol_fve_sablona.docx
+++ b/public/templates/protokol_fve_sablona.docx
@@ -646,7 +646,7 @@
         <w:t xml:space="preserve"> </w:t>
       </w:r>
       <w:r>
-        <w:t>výslovně prohlašují, že níže uvedeného dne a v místě, resp. na adrese instalace, došlo k dodávce a montáži solární elektrárny, a tato je ve stavu, který je zaznamenán v tomto předávacím protokolu. Obsah protokolu odpovídá skutečnosti a údaje v něm zaznamenané jsou pravdivé.</w:t>
+        <w:t>{zaverProhlaseni}</w:t>
       </w:r>
     </w:p>
     <w:p>

--- a/public/templates/protokol_fve_sablona.docx
+++ b/public/templates/protokol_fve_sablona.docx
@@ -634,6 +634,7 @@
     <w:p>
       <w:pPr>
         <w:pStyle w:val="Bezmezer"/>
+        <w:pageBreakBefore/>
       </w:pPr>
       <w:r>
         <w:rPr>

--- a/public/templates/protokol_fve_sablona.docx
+++ b/public/templates/protokol_fve_sablona.docx
@@ -7,7 +7,7 @@
         <w:pStyle w:val="Nzev"/>
       </w:pPr>
       <w:r>
-        <w:t>Předávací protokol</w:t>
+        <w:t xml:space="preserve">Předávací protokol</w:t>
       </w:r>
     </w:p>
     <w:p>
@@ -89,7 +89,7 @@
               <w:rPr>
                 <w:rStyle w:val="Siln"/>
               </w:rPr>
-              <w:t>PŘEDÁVAJÍCÍ</w:t>
+              <w:t xml:space="preserve">PŘEDÁVAJÍCÍ</w:t>
             </w:r>
           </w:p>
         </w:tc>
@@ -117,13 +117,13 @@
               <w:rPr>
                 <w:rStyle w:val="Siln"/>
               </w:rPr>
-              <w:t>Jurenka Elektro</w:t>
+              <w:t xml:space="preserve">{firmaNazev}</w:t>
             </w:r>
             <w:r>
               <w:rPr>
                 <w:rStyle w:val="Siln"/>
               </w:rPr>
-              <w:t xml:space="preserve"> s.r.o.</w:t>
+              <w:t xml:space="preserve"/>
             </w:r>
           </w:p>
         </w:tc>
@@ -139,34 +139,34 @@
               <w:t xml:space="preserve">IČO: </w:t>
             </w:r>
             <w:r>
-              <w:t>19147813</w:t>
+              <w:t xml:space="preserve">{firmaIco}</w:t>
             </w:r>
             <w:r>
-              <w:t>, DIČ: CZ</w:t>
+              <w:t xml:space="preserve">, DIČ: {firmaDic}</w:t>
             </w:r>
             <w:r>
-              <w:t>19147813</w:t>
+              <w:t xml:space="preserve"/>
             </w:r>
             <w:r>
               <w:t xml:space="preserve">, </w:t>
             </w:r>
             <w:r>
-              <w:t>Riegrova 394/17</w:t>
+              <w:t xml:space="preserve">{firmaUlice}, {firmaMesto}</w:t>
             </w:r>
             <w:r>
-              <w:t xml:space="preserve">, </w:t>
+              <w:t xml:space="preserve"/>
             </w:r>
             <w:r>
-              <w:t>Olomouc</w:t>
+              <w:t xml:space="preserve"/>
             </w:r>
             <w:r>
-              <w:t>,</w:t>
+              <w:t xml:space="preserve"/>
             </w:r>
             <w:r>
-              <w:t>779 00 Olomouc</w:t>
+              <w:t xml:space="preserve"/>
             </w:r>
             <w:r>
-              <w:t>,</w:t>
+              <w:t xml:space="preserve">,</w:t>
             </w:r>
           </w:p>
           <w:p>
@@ -174,7 +174,7 @@
               <w:pStyle w:val="Bezmezer"/>
             </w:pPr>
             <w:r>
-              <w:t>zastoupen na základě smlouvy o obchodním zastoupení</w:t>
+              <w:t xml:space="preserve">zastoupen na základě smlouvy o obchodním zastoupení</w:t>
             </w:r>
             <w:r>
               <w:t xml:space="preserve"> </w:t>
@@ -186,22 +186,22 @@
               <w:rPr>
                 <w:rStyle w:val="Siln"/>
               </w:rPr>
-              <w:t>„</w:t>
+              <w:t xml:space="preserve">„</w:t>
             </w:r>
             <w:r>
               <w:rPr>
                 <w:rStyle w:val="Siln"/>
               </w:rPr>
-              <w:t>předávající</w:t>
+              <w:t xml:space="preserve">předávající</w:t>
             </w:r>
             <w:r>
               <w:rPr>
                 <w:rStyle w:val="Siln"/>
               </w:rPr>
-              <w:t>“</w:t>
+              <w:t xml:space="preserve">“</w:t>
             </w:r>
             <w:r>
-              <w:t>)</w:t>
+              <w:t xml:space="preserve">)</w:t>
             </w:r>
           </w:p>
         </w:tc>
@@ -226,7 +226,7 @@
                 <w:b w:val="0"/>
                 <w:bCs w:val="0"/>
               </w:rPr>
-              <w:t>a</w:t>
+              <w:t xml:space="preserve">a</w:t>
             </w:r>
           </w:p>
         </w:tc>
@@ -259,7 +259,7 @@
               <w:rPr>
                 <w:rStyle w:val="Siln"/>
               </w:rPr>
-              <w:t>PŘEBÍRAJÍCÍ</w:t>
+              <w:t xml:space="preserve">PŘEBÍRAJÍCÍ</w:t>
             </w:r>
           </w:p>
         </w:tc>
@@ -294,7 +294,7 @@
                 <w:b w:val="0"/>
                 <w:bCs w:val="0"/>
               </w:rPr>
-              <w:t>Jméno zákazníka:</w:t>
+              <w:t xml:space="preserve">Jméno zákazníka:</w:t>
             </w:r>
           </w:p>
           <w:p>
@@ -312,7 +312,7 @@
                 <w:b w:val="0"/>
                 <w:bCs w:val="0"/>
               </w:rPr>
-              <w:t>Adresa instalace:</w:t>
+              <w:t xml:space="preserve">Adresa instalace:</w:t>
             </w:r>
             <w:r>
               <w:rPr>
@@ -328,13 +328,13 @@
                 <w:b w:val="0"/>
                 <w:bCs w:val="0"/>
               </w:rPr>
-              <w:t>(dále jen „</w:t>
+              <w:t xml:space="preserve">(dále jen „</w:t>
             </w:r>
             <w:r>
               <w:rPr>
                 <w:rStyle w:val="Siln"/>
               </w:rPr>
-              <w:t>přejímající</w:t>
+              <w:t xml:space="preserve">přejímající</w:t>
             </w:r>
             <w:r>
               <w:rPr>
@@ -342,7 +342,7 @@
                 <w:b w:val="0"/>
                 <w:bCs w:val="0"/>
               </w:rPr>
-              <w:t>“)</w:t>
+              <w:t xml:space="preserve">“)</w:t>
             </w:r>
           </w:p>
         </w:tc>
@@ -393,13 +393,13 @@
         <w:rPr>
           <w:rStyle w:val="Siln"/>
         </w:rPr>
-        <w:t>Předmět předání</w:t>
+        <w:t xml:space="preserve">Předmět předání</w:t>
       </w:r>
       <w:r>
         <w:rPr>
           <w:rStyle w:val="Siln"/>
         </w:rPr>
-        <w:t>:</w:t>
+        <w:t xml:space="preserve">:</w:t>
       </w:r>
       <w:r>
         <w:rPr>
@@ -419,7 +419,7 @@
           <w:b w:val="0"/>
           <w:bCs w:val="0"/>
         </w:rPr>
-        <w:t>{predmetPredani}</w:t>
+        <w:t xml:space="preserve">{predmetPredani}</w:t>
       </w:r>
       <w:r>
         <w:rPr>
@@ -427,7 +427,7 @@
           <w:b w:val="0"/>
           <w:bCs w:val="0"/>
         </w:rPr>
-        <w:t/>
+        <w:t xml:space="preserve"/>
       </w:r>
       <w:r>
         <w:rPr>
@@ -435,7 +435,7 @@
           <w:b w:val="0"/>
           <w:bCs w:val="0"/>
         </w:rPr>
-        <w:t/>
+        <w:t xml:space="preserve"/>
       </w:r>
     </w:p>
     <w:p>
@@ -448,13 +448,13 @@
         <w:rPr>
           <w:rStyle w:val="Siln"/>
         </w:rPr>
-        <w:t>Hlavní komponenty systému</w:t>
+        <w:t xml:space="preserve">Hlavní komponenty systému</w:t>
       </w:r>
       <w:r>
         <w:rPr>
           <w:rStyle w:val="Siln"/>
         </w:rPr>
-        <w:t>:</w:t>
+        <w:t xml:space="preserve">:</w:t>
       </w:r>
     </w:p>
     <w:p>
@@ -481,7 +481,7 @@
         <w:spacing w:before="102"/>
       </w:pPr>
       <w:r>
-        <w:t>Prohlášení předávajícího:</w:t>
+        <w:t xml:space="preserve">Prohlášení předávajícího:</w:t>
       </w:r>
     </w:p>
     <w:p>
@@ -572,13 +572,13 @@
         <w:spacing w:before="102"/>
       </w:pPr>
       <w:r>
-        <w:t>Prohlášení pře</w:t>
-      </w:r>
-      <w:r>
-        <w:t>jímajícího</w:t>
-      </w:r>
-      <w:r>
-        <w:t>:</w:t>
+        <w:t xml:space="preserve">Prohlášení pře</w:t>
+      </w:r>
+      <w:r>
+        <w:t xml:space="preserve">jímajícího</w:t>
+      </w:r>
+      <w:r>
+        <w:t xml:space="preserve">:</w:t>
       </w:r>
     </w:p>
     <w:p>
@@ -641,13 +641,13 @@
           <w:b/>
           <w:bCs/>
         </w:rPr>
-        <w:t>Předávající a přejímající</w:t>
+        <w:t xml:space="preserve">Předávající a přejímající</w:t>
       </w:r>
       <w:r>
         <w:t xml:space="preserve"> </w:t>
       </w:r>
       <w:r>
-        <w:t>{zaverProhlaseni}</w:t>
+        <w:t xml:space="preserve">{zaverProhlaseni}</w:t>
       </w:r>
     </w:p>
     <w:p>
@@ -655,7 +655,7 @@
         <w:pStyle w:val="Bezmezer"/>
       </w:pPr>
       <w:r>
-        <w:t>V případě, že tento protokol obsahuje soupis vad nebo nedodělků, bude náprava, není-li dále v tomto předávacím protokolu uvedeno jinak, provedena do 30 dnů od dne jeho podpisu předávajícím i přejímajícím.</w:t>
+        <w:t xml:space="preserve">V případě, že tento protokol obsahuje soupis vad nebo nedodělků, bude náprava, není-li dále v tomto předávacím protokolu uvedeno jinak, provedena do 30 dnů od dne jeho podpisu předávajícím i přejímajícím.</w:t>
       </w:r>
     </w:p>
     <w:p>
@@ -670,7 +670,7 @@
         <w:jc w:val="center"/>
       </w:pPr>
       <w:r>
-        <w:t>Soupis vad/nedodělků</w:t>
+        <w:t xml:space="preserve">Soupis vad/nedodělků</w:t>
       </w:r>
     </w:p>
     <w:p>
@@ -679,7 +679,7 @@
         <w:spacing w:before="0"/>
       </w:pPr>
       <w:r>
-        <w:t>Bránících řádnému užívání díla</w:t>
+        <w:t xml:space="preserve">Bránících řádnému užívání díla</w:t>
       </w:r>
     </w:p>
     <w:tbl>
@@ -762,7 +762,7 @@
               </w:rPr>
             </w:pPr>
             <w:r>
-              <w:t>Odstranění těchto vad a nedodělků proběhne nejdéle do:</w:t>
+              <w:t xml:space="preserve">Odstranění těchto vad a nedodělků proběhne nejdéle do:</w:t>
             </w:r>
           </w:p>
         </w:tc>
@@ -777,7 +777,7 @@
         <w:t xml:space="preserve">Nebránících řádnému </w:t>
       </w:r>
       <w:r>
-        <w:t>užívání</w:t>
+        <w:t xml:space="preserve">užívání</w:t>
       </w:r>
       <w:r>
         <w:t xml:space="preserve"> díla</w:t>
@@ -863,7 +863,7 @@
               </w:rPr>
             </w:pPr>
             <w:r>
-              <w:t>Odstranění těchto vad a nedodělků proběhne nejdéle do:</w:t>
+              <w:t xml:space="preserve">Odstranění těchto vad a nedodělků proběhne nejdéle do:</w:t>
             </w:r>
           </w:p>
         </w:tc>
@@ -874,7 +874,7 @@
         <w:spacing w:before="204"/>
       </w:pPr>
       <w:r>
-        <w:t>Tento předávací protokol byl sepsán ve 2 vyhotoveních, s platností originálu, jeden stejnopis obdrží předávající a jeden stejnopis</w:t>
+        <w:t xml:space="preserve">Tento předávací protokol byl sepsán ve 2 vyhotoveních, s platností originálu, jeden stejnopis obdrží předávající a jeden stejnopis</w:t>
       </w:r>
       <w:r>
         <w:t xml:space="preserve"> obdrží přejímající. Na důkaz souhlasu s obsahem tohoto protokolu připojují předávající a přejímající své vlastnoruční podpisy.</w:t>
@@ -928,7 +928,7 @@
           <w:b/>
           <w:szCs w:val="20"/>
         </w:rPr>
-        <w:t>A</w:t>
+        <w:t xml:space="preserve">A</w:t>
       </w:r>
       <w:r>
         <w:rPr>
@@ -989,7 +989,7 @@
     </w:p>
     <w:p>
       <w:r>
-        <w:t>V …………………………………….. dne ……………………………………..</w:t>
+        <w:t xml:space="preserve">V …………………………………….. dne ……………………………………..</w:t>
       </w:r>
     </w:p>
     <w:p/>
@@ -1035,13 +1035,13 @@
               <w:jc w:val="center"/>
             </w:pPr>
             <w:r>
-              <w:t>Předávající</w:t>
+              <w:t xml:space="preserve">Předávající</w:t>
             </w:r>
             <w:r>
               <w:t xml:space="preserve"> </w:t>
             </w:r>
             <w:r>
-              <w:t>(Hůlkově a podpis)</w:t>
+              <w:t xml:space="preserve">(Hůlkově a podpis)</w:t>
             </w:r>
           </w:p>
         </w:tc>
@@ -1074,13 +1074,13 @@
               <w:jc w:val="center"/>
             </w:pPr>
             <w:r>
-              <w:t>Přejímající</w:t>
+              <w:t xml:space="preserve">Přejímající</w:t>
             </w:r>
             <w:r>
               <w:t xml:space="preserve"> </w:t>
             </w:r>
             <w:r>
-              <w:t>(Hůlkově a podpis)</w:t>
+              <w:t xml:space="preserve">(Hůlkově a podpis)</w:t>
             </w:r>
           </w:p>
         </w:tc>
@@ -1097,7 +1097,7 @@
           <w:b/>
           <w:szCs w:val="20"/>
         </w:rPr>
-        <w:t>*</w:t>
+        <w:t xml:space="preserve">*</w:t>
       </w:r>
       <w:r>
         <w:rPr>
@@ -1113,7 +1113,7 @@
           <w:b/>
           <w:szCs w:val="20"/>
         </w:rPr>
-        <w:t>Nehodící se škrtněte</w:t>
+        <w:t xml:space="preserve">Nehodící se škrtněte</w:t>
       </w:r>
     </w:p>
     <w:sectPr>
@@ -1315,7 +1315,7 @@
         <w:sz w:val="22"/>
         <w:szCs w:val="24"/>
       </w:rPr>
-      <w:t>Jurenka Elektro</w:t>
+      <w:t xml:space="preserve">{firmaNazev}</w:t>
     </w:r>
     <w:r>
       <w:rPr>
@@ -1323,7 +1323,7 @@
         <w:sz w:val="22"/>
         <w:szCs w:val="24"/>
       </w:rPr>
-      <w:t xml:space="preserve"> s.r.o.</w:t>
+      <w:t xml:space="preserve"/>
     </w:r>
     <w:r>
       <w:rPr>
@@ -1344,7 +1344,7 @@
           <w:sz w:val="22"/>
           <w:szCs w:val="24"/>
         </w:rPr>
-        <w:t>www.jurenkaelektro.cz</w:t>
+        <w:t xml:space="preserve">{firmaWeb}</w:t>
       </w:r>
     </w:hyperlink>
   </w:p>
@@ -1359,16 +1359,16 @@
       <w:spacing w:line="192" w:lineRule="atLeast"/>
     </w:pPr>
     <w:r>
-      <w:t>Riegrova 394/17</w:t>
+      <w:t xml:space="preserve">{firmaUlice}, {firmaMesto}</w:t>
     </w:r>
     <w:r>
-      <w:t>,</w:t>
+      <w:t xml:space="preserve"/>
     </w:r>
     <w:r>
-      <w:t>779 00 Olomouc</w:t>
+      <w:t xml:space="preserve"/>
     </w:r>
     <w:r>
-      <w:t>,</w:t>
+      <w:t xml:space="preserve">,</w:t>
     </w:r>
     <w:r>
       <w:t xml:space="preserve"> </w:t>
@@ -1377,7 +1377,7 @@
       <w:t xml:space="preserve">IČO: </w:t>
     </w:r>
     <w:r>
-      <w:t>19147813</w:t>
+      <w:t xml:space="preserve">{firmaIco}</w:t>
     </w:r>
     <w:r>
       <w:t xml:space="preserve"> | DIČ:</w:t>
@@ -1386,10 +1386,10 @@
       <w:t xml:space="preserve"> </w:t>
     </w:r>
     <w:r>
-      <w:t>CZ</w:t>
+      <w:t xml:space="preserve">{firmaDic}</w:t>
     </w:r>
     <w:r>
-      <w:t>19147813</w:t>
+      <w:t xml:space="preserve"/>
     </w:r>
   </w:p>
   <w:p>
@@ -1408,25 +1408,25 @@
       <w:rPr>
         <w:rStyle w:val="Zdraznnjemn"/>
       </w:rPr>
-      <w:t>+420</w:t>
+      <w:t xml:space="preserve">{firmaTelefon}</w:t>
     </w:r>
     <w:r>
       <w:rPr>
         <w:rStyle w:val="Zdraznnjemn"/>
       </w:rPr>
-      <w:t> </w:t>
+      <w:t xml:space="preserve"/>
     </w:r>
     <w:r>
       <w:rPr>
         <w:rStyle w:val="Zdraznnjemn"/>
       </w:rPr>
-      <w:t>7</w:t>
+      <w:t xml:space="preserve"/>
     </w:r>
     <w:r>
       <w:rPr>
         <w:rStyle w:val="Zdraznnjemn"/>
       </w:rPr>
-      <w:t>02 172 622</w:t>
+      <w:t xml:space="preserve"/>
     </w:r>
     <w:r>
       <w:t xml:space="preserve"> | e-mail: </w:t>
@@ -1437,7 +1437,7 @@
           <w:rStyle w:val="Hypertextovodkaz"/>
           <w:color w:val="FAEA27" w:themeColor="accent2"/>
         </w:rPr>
-        <w:t>info@jurenkaelektro.cz</w:t>
+        <w:t xml:space="preserve">{firmaEmail}</w:t>
       </w:r>
     </w:hyperlink>
     <w:r>
@@ -1454,7 +1454,7 @@
       <w:fldChar w:fldCharType="separate"/>
     </w:r>
     <w:r>
-      <w:t>1</w:t>
+      <w:t xml:space="preserve">1</w:t>
     </w:r>
     <w:r>
       <w:fldChar w:fldCharType="end"/>
@@ -1464,7 +1464,7 @@
     </w:r>
     <w:fldSimple w:instr=" NUMPAGES   \* MERGEFORMAT ">
       <w:r>
-        <w:t>2</w:t>
+        <w:t xml:space="preserve">2</w:t>
       </w:r>
     </w:fldSimple>
   </w:p>

--- a/public/templates/protokol_fve_sablona.docx
+++ b/public/templates/protokol_fve_sablona.docx
@@ -644,7 +644,7 @@
         <w:t xml:space="preserve">Předávající a přejímající</w:t>
       </w:r>
       <w:r>
-        <w:t xml:space="preserve"> </w:t>
+        <w:br/>
       </w:r>
       <w:r>
         <w:t xml:space="preserve">{zaverProhlaseni}</w:t>
